--- a/Tugas02_Flowchart_Terisi-1.docx
+++ b/Tugas02_Flowchart_Terisi-1.docx
@@ -4813,7 +4813,7 @@
         <w:tblLook w:val="04A0" w:firstRow="1" w:lastRow="0" w:firstColumn="1" w:lastColumn="0" w:noHBand="0" w:noVBand="1"/>
       </w:tblPr>
       <w:tblGrid>
-        <w:gridCol w:w="9730"/>
+        <w:gridCol w:w="10166"/>
       </w:tblGrid>
       <w:tr>
         <w:trPr>
@@ -4850,14 +4850,12 @@
                 <w:noProof/>
                 <w:color w:val="6E7681"/>
                 <w:sz w:val="25"/>
-                <w:lang w:val="id-ID" w:eastAsia="id-ID"/>
-                <w14:ligatures w14:val="standardContextual"/>
               </w:rPr>
               <w:drawing>
-                <wp:inline distT="0" distB="0" distL="0" distR="0" wp14:anchorId="1BA49DE1" wp14:editId="15498F31">
-                  <wp:extent cx="6076950" cy="3019425"/>
-                  <wp:effectExtent l="0" t="0" r="0" b="9525"/>
-                  <wp:docPr id="4" name="Picture 4"/>
+                <wp:inline distT="0" distB="0" distL="0" distR="0" wp14:anchorId="63E27BA3" wp14:editId="3CA0BE69">
+                  <wp:extent cx="6455410" cy="4845685"/>
+                  <wp:effectExtent l="0" t="0" r="2540" b="0"/>
+                  <wp:docPr id="1408235448" name="Picture 2"/>
                   <wp:cNvGraphicFramePr>
                     <a:graphicFrameLocks xmlns:a="http://schemas.openxmlformats.org/drawingml/2006/main" noChangeAspect="1"/>
                   </wp:cNvGraphicFramePr>
@@ -4865,11 +4863,11 @@
                     <a:graphicData uri="http://schemas.openxmlformats.org/drawingml/2006/picture">
                       <pic:pic xmlns:pic="http://schemas.openxmlformats.org/drawingml/2006/picture">
                         <pic:nvPicPr>
-                          <pic:cNvPr id="4" name="Cuplikan layar 2026-10-07 191200.png"/>
+                          <pic:cNvPr id="1408235448" name="Picture 1408235448"/>
                           <pic:cNvPicPr/>
                         </pic:nvPicPr>
                         <pic:blipFill>
-                          <a:blip r:embed="rId15">
+                          <a:blip r:embed="rId15" cstate="print">
                             <a:extLst>
                               <a:ext uri="{28A0092B-C50C-407E-A947-70E740481C1C}">
                                 <a14:useLocalDpi xmlns:a14="http://schemas.microsoft.com/office/drawing/2010/main" val="0"/>
@@ -4883,7 +4881,7 @@
                         <pic:spPr>
                           <a:xfrm>
                             <a:off x="0" y="0"/>
-                            <a:ext cx="6212631" cy="3086840"/>
+                            <a:ext cx="6455410" cy="4845685"/>
                           </a:xfrm>
                           <a:prstGeom prst="rect">
                             <a:avLst/>
